--- a/docs/research/RESEARCH-superpowers-2026-07-12.docx
+++ b/docs/research/RESEARCH-superpowers-2026-07-12.docx
@@ -4245,7 +4245,7 @@
               <w:rPr>
                 <w:sz w:val="20"/>
               </w:rPr>
-              <w:t>⬜ Chờ user xác nhận</w:t>
+              <w:t>✅ Áp dụng 2026-07-12 — scope-check.md, ship.md, tech-lead.md (convert bullet→table), qa-lead.md</w:t>
             </w:r>
           </w:p>
         </w:tc>
@@ -4304,7 +4304,7 @@
               <w:rPr>
                 <w:sz w:val="20"/>
               </w:rPr>
-              <w:t>⬜ Chờ user xác nhận</w:t>
+              <w:t>✅ Áp dụng 2026-07-12 — Verification Gate thêm vào senior-developer.md, junior-developer.md, qa-engineer.md</w:t>
             </w:r>
           </w:p>
         </w:tc>
@@ -4366,7 +4366,7 @@
               <w:rPr>
                 <w:sz w:val="20"/>
               </w:rPr>
-              <w:t>⬜ Chờ user xác nhận</w:t>
+              <w:t>✅ Áp dụng 2026-07-12 — scripts/review-package.sh tạo mới, tham chiếu trong tech-lead.md + senior-developer.md</w:t>
             </w:r>
           </w:p>
         </w:tc>
@@ -4425,7 +4425,7 @@
               <w:rPr>
                 <w:sz w:val="20"/>
               </w:rPr>
-              <w:t>⬜ Chờ user xác nhận</w:t>
+              <w:t>✅ Áp dụng 2026-07-12 — Progress Ledger section thêm vào code-migrator.md + github-repo-researcher.md, _workspace/ thêm vào .gitignore</w:t>
             </w:r>
           </w:p>
         </w:tc>
@@ -4487,7 +4487,7 @@
               <w:rPr>
                 <w:sz w:val="20"/>
               </w:rPr>
-              <w:t>⬜ Chờ user xác nhận</w:t>
+              <w:t>✅ Áp dụng 2026-07-12 — junior-developer.md cập nhật "Dùng" → "PHẢI dùng"; các file khác đã đạt chuẩn</w:t>
             </w:r>
           </w:p>
         </w:tc>
@@ -4546,7 +4546,7 @@
               <w:rPr>
                 <w:sz w:val="20"/>
               </w:rPr>
-              <w:t>⬜ Chờ user xác nhận</w:t>
+              <w:t>✅ Áp dụng 2026-07-12 — .claude/commands/writing-agent-skill.md tạo mới</w:t>
             </w:r>
           </w:p>
         </w:tc>
@@ -4608,7 +4608,7 @@
               <w:rPr>
                 <w:sz w:val="20"/>
               </w:rPr>
-              <w:t>⬜ Chờ user xác nhận</w:t>
+              <w:t>✅ Áp dụng 2026-07-12 — CLAUDE.md §13.1b + §13.2 thêm cảnh báo turn count</w:t>
             </w:r>
           </w:p>
         </w:tc>
